--- a/rendered/projects/kwaai-knowledge/plans/submission54-manuscript.docx
+++ b/rendered/projects/kwaai-knowledge/plans/submission54-manuscript.docx
@@ -211,7 +211,7 @@
         <w:t xml:space="preserve"> </w:t>
       </w:r>
       <w:r>
-        <w:t xml:space="preserve">Gutiérrez et al. 2024; Guo et al. 2024]. In almost all of these systems the index is built once. Entity</w:t>
+        <w:t xml:space="preserve">Gutiérrez et al. 2024; Guo et al. 2025]. In almost all of these systems the index is built once. Entity</w:t>
       </w:r>
       <w:r>
         <w:t xml:space="preserve"> </w:t>
@@ -472,7 +472,7 @@
         <w:t xml:space="preserve"> </w:t>
       </w:r>
       <w:r>
-        <w:t xml:space="preserve">PageRank from query entities, motivated by hippocampal indexing theory. LightRAG [Guo et al. 2024] couples</w:t>
+        <w:t xml:space="preserve">PageRank from query entities, motivated by hippocampal indexing theory. LightRAG [Guo et al. 2025] couples</w:t>
       </w:r>
       <w:r>
         <w:t xml:space="preserve"> </w:t>
@@ -5635,7 +5635,7 @@
     <w:p>
       <w:pPr/>
       <w:r>
-        <w:t xml:space="preserve">⟦verify all entries; format in ACM reference style⟧</w:t>
+        <w:t xml:space="preserve">⟦Cormack, Edge, Friston, Guo, Gutiérrez and McClelland verified 2026-09-25; verify the rest⟧</w:t>
       </w:r>
     </w:p>
     <w:p>
@@ -5651,7 +5651,7 @@
         <w:pStyle w:val="Bibliography"/>
       </w:pPr>
       <w:r>
-        <w:t xml:space="preserve">Cormack, G. V., Clarke, C. L. A., Büttcher, S. 2009. Reciprocal rank fusion outperforms Condorcet and individual rank learning methods. SIGIR 2009.</w:t>
+        <w:t xml:space="preserve">Cormack, G. V., Clarke, C. L. A., Büttcher, S. 2009. Reciprocal rank fusion outperforms Condorcet and individual rank learning methods. In Proc. SIGIR ’09, 758–759. doi:10.1145/1571941.1572114</w:t>
       </w:r>
     </w:p>
     <w:p>
@@ -5667,7 +5667,7 @@
         <w:pStyle w:val="Bibliography"/>
       </w:pPr>
       <w:r>
-        <w:t xml:space="preserve">Edge, D., et al. 2024. From local to global: A graph RAG approach to query-focused summarization. arXiv:2404.16130.</w:t>
+        <w:t xml:space="preserve">Edge, D., Trinh, H., Cheng, N., et al. 2024. From local to global: A graph RAG approach to query-focused summarization. arXiv:2404.16130.</w:t>
       </w:r>
     </w:p>
     <w:p>
@@ -5683,7 +5683,7 @@
         <w:pStyle w:val="Bibliography"/>
       </w:pPr>
       <w:r>
-        <w:t xml:space="preserve">Friston, K. 2010. The free-energy principle: a unified brain theory? Nature Reviews Neuroscience 11, 127–138.</w:t>
+        <w:t xml:space="preserve">Friston, K. 2010. The free-energy principle: a unified brain theory? Nat. Rev. Neurosci. 11, 127–138. doi:10.1038/nrn2787</w:t>
       </w:r>
     </w:p>
     <w:p>
@@ -5691,7 +5691,7 @@
         <w:pStyle w:val="Bibliography"/>
       </w:pPr>
       <w:r>
-        <w:t xml:space="preserve">Guo, Z., Xia, L., Yu, Y., Ao, T., Huang, C. 2024. LightRAG: Simple and fast retrieval-augmented generation. arXiv:2410.05779.</w:t>
+        <w:t xml:space="preserve">Guo, Z., Xia, L., Yu, Y., Ao, T., Huang, C. 2025. LightRAG: Simple and fast retrieval-augmented generation. In Findings of EMNLP 2025, 10746–10761.</w:t>
       </w:r>
     </w:p>
     <w:p>
@@ -5699,7 +5699,7 @@
         <w:pStyle w:val="Bibliography"/>
       </w:pPr>
       <w:r>
-        <w:t xml:space="preserve">Gutiérrez, B. J., Shu, Y., Gu, Y., Yasunaga, M., Su, Y. 2024. HippoRAG: Neurobiologically inspired long-term memory for large language models. NeurIPS 2024.</w:t>
+        <w:t xml:space="preserve">Gutiérrez, B. J., Shu, Y., Gu, Y., Yasunaga, M., Su, Y. 2024. HippoRAG: Neurobiologically inspired long-term memory for large language models. In NeurIPS 2024.</w:t>
       </w:r>
     </w:p>
     <w:p>
@@ -5715,7 +5715,7 @@
         <w:pStyle w:val="Bibliography"/>
       </w:pPr>
       <w:r>
-        <w:t xml:space="preserve">McClelland, J. L., McNaughton, B. L., O’Reilly, R. C. 1995. Why there are complementary learning systems in the hippocampus and neocortex. Psychological Review 102(3), 419–457.</w:t>
+        <w:t xml:space="preserve">McClelland, J. L., McNaughton, B. L., O’Reilly, R. C. 1995. Why there are complementary learning systems in the hippocampus and neocortex: Insights from the successes and failures of connectionist models of learning and memory. Psychol. Rev. 102(3), 419–457. doi:10.1037/0033-295X.102.3.419</w:t>
       </w:r>
     </w:p>
     <w:p>
